--- a/src/content/bios/Hoffman-PG 2015.docx
+++ b/src/content/bios/Hoffman-PG 2015.docx
@@ -1,6 +1,6 @@
 
 <file path=word/document.xml><?xml version="1.0" encoding="utf-8"?>
-<w:document xmlns:wpc="http://schemas.microsoft.com/office/word/2010/wordprocessingCanvas" xmlns:cx="http://schemas.microsoft.com/office/drawing/2014/chartex" xmlns:cx1="http://schemas.microsoft.com/office/drawing/2015/9/8/chartex" xmlns:cx2="http://schemas.microsoft.com/office/drawing/2015/10/21/chartex" xmlns:cx3="http://schemas.microsoft.com/office/drawing/2016/5/9/chartex" xmlns:cx4="http://schemas.microsoft.com/office/drawing/2016/5/10/chartex" xmlns:cx5="http://schemas.microsoft.com/office/drawing/2016/5/11/chartex" xmlns:cx6="http://schemas.microsoft.com/office/drawing/2016/5/12/chartex" xmlns:cx7="http://schemas.microsoft.com/office/drawing/2016/5/13/chartex" xmlns:cx8="http://schemas.microsoft.com/office/drawing/2016/5/14/chartex" xmlns:mc="http://schemas.openxmlformats.org/markup-compatibility/2006" xmlns:aink="http://schemas.microsoft.com/office/drawing/2016/ink" xmlns:am3d="http://schemas.microsoft.com/office/drawing/2017/model3d" xmlns:o="urn:schemas-microsoft-com:office:office" xmlns:oel="http://schemas.microsoft.com/office/2019/extlst" xmlns:r="http://schemas.openxmlformats.org/officeDocument/2006/relationships" xmlns:m="http://schemas.openxmlformats.org/officeDocument/2006/math" xmlns:v="urn:schemas-microsoft-com:vml" xmlns:wp14="http://schemas.microsoft.com/office/word/2010/wordprocessingDrawing" xmlns:wp="http://schemas.openxmlformats.org/drawingml/2006/wordprocessingDrawing" xmlns:w10="urn:schemas-microsoft-com:office:word" xmlns:w="http://schemas.openxmlformats.org/wordprocessingml/2006/main" xmlns:w14="http://schemas.microsoft.com/office/word/2010/wordml" xmlns:w15="http://schemas.microsoft.com/office/word/2012/wordml" xmlns:w16cex="http://schemas.microsoft.com/office/word/2018/wordml/cex" xmlns:w16cid="http://schemas.microsoft.com/office/word/2016/wordml/cid" xmlns:w16="http://schemas.microsoft.com/office/word/2018/wordml" xmlns:w16du="http://schemas.microsoft.com/office/word/2023/wordml/word16du" xmlns:w16sdtdh="http://schemas.microsoft.com/office/word/2020/wordml/sdtdatahash" xmlns:w16sdtfl="http://schemas.microsoft.com/office/word/2024/wordml/sdtformatlock" xmlns:w16se="http://schemas.microsoft.com/office/word/2015/wordml/symex" xmlns:wpg="http://schemas.microsoft.com/office/word/2010/wordprocessingGroup" xmlns:wpi="http://schemas.microsoft.com/office/word/2010/wordprocessingInk" xmlns:wne="http://schemas.microsoft.com/office/word/2006/wordml" xmlns:wps="http://schemas.microsoft.com/office/word/2010/wordprocessingShape" mc:Ignorable="w14 w15 w16se w16cid w16 w16cex w16sdtdh w16sdtfl w16du wp14">
+<w:document xmlns:wpc="http://schemas.microsoft.com/office/word/2010/wordprocessingCanvas" xmlns:cx="http://schemas.microsoft.com/office/drawing/2014/chartex" xmlns:cx1="http://schemas.microsoft.com/office/drawing/2015/9/8/chartex" xmlns:cx2="http://schemas.microsoft.com/office/drawing/2015/10/21/chartex" xmlns:cx3="http://schemas.microsoft.com/office/drawing/2016/5/9/chartex" xmlns:cx4="http://schemas.microsoft.com/office/drawing/2016/5/10/chartex" xmlns:cx5="http://schemas.microsoft.com/office/drawing/2016/5/11/chartex" xmlns:cx6="http://schemas.microsoft.com/office/drawing/2016/5/12/chartex" xmlns:cx7="http://schemas.microsoft.com/office/drawing/2016/5/13/chartex" xmlns:cx8="http://schemas.microsoft.com/office/drawing/2016/5/14/chartex" xmlns:mc="http://schemas.openxmlformats.org/markup-compatibility/2006" xmlns:m="http://schemas.openxmlformats.org/officeDocument/2006/math" xmlns:aink="http://schemas.microsoft.com/office/drawing/2016/ink" xmlns:am3d="http://schemas.microsoft.com/office/drawing/2017/model3d" xmlns:oel="http://schemas.microsoft.com/office/2019/extlst" xmlns:r="http://schemas.openxmlformats.org/officeDocument/2006/relationships" xmlns:wp14="http://schemas.microsoft.com/office/word/2010/wordprocessingDrawing" xmlns:wp="http://schemas.openxmlformats.org/drawingml/2006/wordprocessingDrawing" xmlns:wpg="http://schemas.microsoft.com/office/word/2010/wordprocessingGroup" xmlns:wpi="http://schemas.microsoft.com/office/word/2010/wordprocessingInk" xmlns:wps="http://schemas.microsoft.com/office/word/2010/wordprocessingShape" xmlns:o="urn:schemas-microsoft-com:office:office" xmlns:v="urn:schemas-microsoft-com:vml" xmlns:w10="urn:schemas-microsoft-com:office:word" xmlns:w="http://schemas.openxmlformats.org/wordprocessingml/2006/main" xmlns:w14="http://schemas.microsoft.com/office/word/2010/wordml" xmlns:w15="http://schemas.microsoft.com/office/word/2012/wordml" xmlns:w16cei="http://schemas.microsoft.com/office/word/2026/wordml/cei" xmlns:w16cex="http://schemas.microsoft.com/office/word/2018/wordml/cex" xmlns:w16cid="http://schemas.microsoft.com/office/word/2016/wordml/cid" xmlns:w16="http://schemas.microsoft.com/office/word/2018/wordml" xmlns:w16sdtdh="http://schemas.microsoft.com/office/word/2020/wordml/sdtdatahash" xmlns:w16sdtfl="http://schemas.microsoft.com/office/word/2024/wordml/sdtformatlock" xmlns:w16se="http://schemas.microsoft.com/office/word/2015/wordml/symex" xmlns:w16du="http://schemas.microsoft.com/office/word/2023/wordml/word16du" xmlns:wne="http://schemas.microsoft.com/office/word/2006/wordml" mc:Ignorable="w14 w15 w16se w16cid w16 w16cex w16sdtdh w16sdtfl w16du wp14">
   <w:background w:color="FFFFFF"/>
   <w:body>
     <w:p>
@@ -68,24 +68,30 @@
           <w:noProof/>
           <w:sz w:val="24"/>
           <w:szCs w:val="24"/>
-          <w:lang w:eastAsia="nl-NL"/>
         </w:rPr>
         <w:drawing>
-          <wp:inline distT="0" distB="0" distL="0" distR="0" wp14:anchorId="147BC5C9" wp14:editId="6B5F5C60">
-            <wp:extent cx="2108169" cy="2701925"/>
+          <wp:inline distT="0" distB="0" distL="0" distR="0" wp14:anchorId="2C06FC66" wp14:editId="07EA9581">
+            <wp:extent cx="1981438" cy="2643083"/>
             <wp:effectExtent l="0" t="0" r="0" b="0"/>
-            <wp:docPr id="1" name="image01.jpg" descr="Paul G. Hoffman"/>
-            <wp:cNvGraphicFramePr/>
+            <wp:docPr id="403421431" name="Afbeelding 1"/>
+            <wp:cNvGraphicFramePr>
+              <a:graphicFrameLocks xmlns:a="http://schemas.openxmlformats.org/drawingml/2006/main" noChangeAspect="1"/>
+            </wp:cNvGraphicFramePr>
             <a:graphic xmlns:a="http://schemas.openxmlformats.org/drawingml/2006/main">
               <a:graphicData uri="http://schemas.openxmlformats.org/drawingml/2006/picture">
                 <pic:pic xmlns:pic="http://schemas.openxmlformats.org/drawingml/2006/picture">
                   <pic:nvPicPr>
-                    <pic:cNvPr id="0" name="image01.jpg" descr="Paul G. Hoffman"/>
-                    <pic:cNvPicPr preferRelativeResize="0"/>
+                    <pic:cNvPr id="403421431" name="Afbeelding 403421431"/>
+                    <pic:cNvPicPr/>
                   </pic:nvPicPr>
                   <pic:blipFill>
-                    <a:blip r:embed="rId6"/>
-                    <a:srcRect/>
+                    <a:blip r:embed="rId6" cstate="print">
+                      <a:extLst>
+                        <a:ext uri="{28A0092B-C50C-407E-A947-70E740481C1C}">
+                          <a14:useLocalDpi xmlns:a14="http://schemas.microsoft.com/office/drawing/2010/main" val="0"/>
+                        </a:ext>
+                      </a:extLst>
+                    </a:blip>
                     <a:stretch>
                       <a:fillRect/>
                     </a:stretch>
@@ -93,12 +99,11 @@
                   <pic:spPr>
                     <a:xfrm>
                       <a:off x="0" y="0"/>
-                      <a:ext cx="2108169" cy="2701925"/>
+                      <a:ext cx="1998467" cy="2665798"/>
                     </a:xfrm>
                     <a:prstGeom prst="rect">
                       <a:avLst/>
                     </a:prstGeom>
-                    <a:ln/>
                   </pic:spPr>
                 </pic:pic>
               </a:graphicData>
@@ -125,24 +130,14 @@
         </w:rPr>
         <w:t xml:space="preserve">Source: </w:t>
       </w:r>
-      <w:hyperlink r:id="rId7">
-        <w:r>
-          <w:rPr>
-            <w:rFonts w:ascii="Times New Roman" w:eastAsia="Times New Roman" w:hAnsi="Times New Roman" w:cs="Times New Roman"/>
-            <w:color w:val="0000FF"/>
-            <w:sz w:val="24"/>
-            <w:szCs w:val="24"/>
-          </w:rPr>
-          <w:t>www.unmultimedia.org/s/photo/detail/366/0036651.html</w:t>
-        </w:r>
-      </w:hyperlink>
-      <w:r>
-        <w:rPr>
-          <w:rFonts w:ascii="Times New Roman" w:eastAsia="Times New Roman" w:hAnsi="Times New Roman" w:cs="Times New Roman"/>
-          <w:sz w:val="24"/>
-          <w:szCs w:val="24"/>
-        </w:rPr>
-        <w:t xml:space="preserve"> </w:t>
+      <w:r>
+        <w:rPr>
+          <w:rFonts w:ascii="Times New Roman" w:hAnsi="Times New Roman" w:cs="Times New Roman"/>
+          <w:sz w:val="24"/>
+          <w:szCs w:val="24"/>
+          <w:lang w:val="en-GB"/>
+        </w:rPr>
+        <w:t>Hoffman, 16 October 1950, Nationaal Archief, The Hague, photographer Winterbergen</w:t>
       </w:r>
     </w:p>
     <w:p>
@@ -885,7 +880,7 @@
         </w:rPr>
         <w:t xml:space="preserve">: Hoffman’s papers and oral history interviews (1928-1972) are in the Harry S Truman Library and Museum in Independence, Missouri, respectively </w:t>
       </w:r>
-      <w:hyperlink r:id="rId8" w:history="1">
+      <w:hyperlink r:id="rId7" w:history="1">
         <w:r>
           <w:rPr>
             <w:rStyle w:val="Hyperlink"/>
@@ -905,7 +900,7 @@
         </w:rPr>
         <w:t xml:space="preserve"> and </w:t>
       </w:r>
-      <w:hyperlink r:id="rId9" w:anchor="transcript" w:history="1">
+      <w:hyperlink r:id="rId8" w:anchor="transcript" w:history="1">
         <w:r>
           <w:rPr>
             <w:rStyle w:val="Hyperlink"/>
@@ -925,7 +920,7 @@
         </w:rPr>
         <w:t xml:space="preserve">. An additional interview (19 October 1960) is available from the George C. Marshall Library in Lexington, Virginia, </w:t>
       </w:r>
-      <w:hyperlink r:id="rId10" w:history="1">
+      <w:hyperlink r:id="rId9" w:anchor="!/collection=436" w:history="1">
         <w:r>
           <w:rPr>
             <w:rStyle w:val="Hyperlink"/>
@@ -934,27 +929,7 @@
             <w:szCs w:val="24"/>
             <w:u w:val="none"/>
           </w:rPr>
-          <w:t>http://marshallfoundation.org/library/collection/pogue-collection/</w:t>
-        </w:r>
-        <w:r>
-          <w:rPr>
-            <w:rStyle w:val="Hyperlink"/>
-            <w:rFonts w:ascii="Times New Roman" w:eastAsia="Times New Roman" w:hAnsi="Times New Roman" w:cs="Times New Roman"/>
-            <w:sz w:val="24"/>
-            <w:szCs w:val="24"/>
-            <w:u w:val="none"/>
-          </w:rPr>
-          <w:t>h</w:t>
-        </w:r>
-        <w:r>
-          <w:rPr>
-            <w:rStyle w:val="Hyperlink"/>
-            <w:rFonts w:ascii="Times New Roman" w:eastAsia="Times New Roman" w:hAnsi="Times New Roman" w:cs="Times New Roman"/>
-            <w:sz w:val="24"/>
-            <w:szCs w:val="24"/>
-            <w:u w:val="none"/>
-          </w:rPr>
-          <w:t>offman-paul-g/#!/collection=436</w:t>
+          <w:t>http://marshallfoundation.org/library/collection/pogue-collection/hoffman-paul-g/#!/collection=436</w:t>
         </w:r>
       </w:hyperlink>
       <w:r>
@@ -2468,7 +2443,7 @@
         </w:rPr>
         <w:t xml:space="preserve">Eisenberg, </w:t>
       </w:r>
-      <w:hyperlink r:id="rId11" w:history="1">
+      <w:hyperlink r:id="rId10" w:history="1">
         <w:r>
           <w:rPr>
             <w:rStyle w:val="Hyperlink"/>
@@ -2501,12 +2476,12 @@
       </w:pPr>
     </w:p>
     <w:sectPr>
-      <w:headerReference w:type="even" r:id="rId12"/>
-      <w:headerReference w:type="default" r:id="rId13"/>
-      <w:footerReference w:type="even" r:id="rId14"/>
-      <w:footerReference w:type="default" r:id="rId15"/>
-      <w:headerReference w:type="first" r:id="rId16"/>
-      <w:footerReference w:type="first" r:id="rId17"/>
+      <w:headerReference w:type="even" r:id="rId11"/>
+      <w:headerReference w:type="default" r:id="rId12"/>
+      <w:footerReference w:type="even" r:id="rId13"/>
+      <w:footerReference w:type="default" r:id="rId14"/>
+      <w:headerReference w:type="first" r:id="rId15"/>
+      <w:footerReference w:type="first" r:id="rId16"/>
       <w:pgSz w:w="11901" w:h="16840"/>
       <w:pgMar w:top="1418" w:right="1418" w:bottom="1418" w:left="1418" w:header="709" w:footer="709" w:gutter="0"/>
       <w:cols w:space="720"/>
@@ -2516,7 +2491,7 @@
 </file>
 
 <file path=word/endnotes.xml><?xml version="1.0" encoding="utf-8"?>
-<w:endnotes xmlns:wpc="http://schemas.microsoft.com/office/word/2010/wordprocessingCanvas" xmlns:cx="http://schemas.microsoft.com/office/drawing/2014/chartex" xmlns:cx1="http://schemas.microsoft.com/office/drawing/2015/9/8/chartex" xmlns:cx2="http://schemas.microsoft.com/office/drawing/2015/10/21/chartex" xmlns:cx3="http://schemas.microsoft.com/office/drawing/2016/5/9/chartex" xmlns:cx4="http://schemas.microsoft.com/office/drawing/2016/5/10/chartex" xmlns:cx5="http://schemas.microsoft.com/office/drawing/2016/5/11/chartex" xmlns:cx6="http://schemas.microsoft.com/office/drawing/2016/5/12/chartex" xmlns:cx7="http://schemas.microsoft.com/office/drawing/2016/5/13/chartex" xmlns:cx8="http://schemas.microsoft.com/office/drawing/2016/5/14/chartex" xmlns:mc="http://schemas.openxmlformats.org/markup-compatibility/2006" xmlns:aink="http://schemas.microsoft.com/office/drawing/2016/ink" xmlns:am3d="http://schemas.microsoft.com/office/drawing/2017/model3d" xmlns:o="urn:schemas-microsoft-com:office:office" xmlns:oel="http://schemas.microsoft.com/office/2019/extlst" xmlns:r="http://schemas.openxmlformats.org/officeDocument/2006/relationships" xmlns:m="http://schemas.openxmlformats.org/officeDocument/2006/math" xmlns:v="urn:schemas-microsoft-com:vml" xmlns:wp14="http://schemas.microsoft.com/office/word/2010/wordprocessingDrawing" xmlns:wp="http://schemas.openxmlformats.org/drawingml/2006/wordprocessingDrawing" xmlns:w10="urn:schemas-microsoft-com:office:word" xmlns:w="http://schemas.openxmlformats.org/wordprocessingml/2006/main" xmlns:w14="http://schemas.microsoft.com/office/word/2010/wordml" xmlns:w15="http://schemas.microsoft.com/office/word/2012/wordml" xmlns:w16cex="http://schemas.microsoft.com/office/word/2018/wordml/cex" xmlns:w16cid="http://schemas.microsoft.com/office/word/2016/wordml/cid" xmlns:w16="http://schemas.microsoft.com/office/word/2018/wordml" xmlns:w16du="http://schemas.microsoft.com/office/word/2023/wordml/word16du" xmlns:w16sdtdh="http://schemas.microsoft.com/office/word/2020/wordml/sdtdatahash" xmlns:w16sdtfl="http://schemas.microsoft.com/office/word/2024/wordml/sdtformatlock" xmlns:w16se="http://schemas.microsoft.com/office/word/2015/wordml/symex" xmlns:wpg="http://schemas.microsoft.com/office/word/2010/wordprocessingGroup" xmlns:wpi="http://schemas.microsoft.com/office/word/2010/wordprocessingInk" xmlns:wne="http://schemas.microsoft.com/office/word/2006/wordml" xmlns:wps="http://schemas.microsoft.com/office/word/2010/wordprocessingShape" mc:Ignorable="w14 w15 w16se w16cid w16 w16cex w16sdtdh w16sdtfl w16du wp14">
+<w:endnotes xmlns:wpc="http://schemas.microsoft.com/office/word/2010/wordprocessingCanvas" xmlns:cx="http://schemas.microsoft.com/office/drawing/2014/chartex" xmlns:cx1="http://schemas.microsoft.com/office/drawing/2015/9/8/chartex" xmlns:cx2="http://schemas.microsoft.com/office/drawing/2015/10/21/chartex" xmlns:cx3="http://schemas.microsoft.com/office/drawing/2016/5/9/chartex" xmlns:cx4="http://schemas.microsoft.com/office/drawing/2016/5/10/chartex" xmlns:cx5="http://schemas.microsoft.com/office/drawing/2016/5/11/chartex" xmlns:cx6="http://schemas.microsoft.com/office/drawing/2016/5/12/chartex" xmlns:cx7="http://schemas.microsoft.com/office/drawing/2016/5/13/chartex" xmlns:cx8="http://schemas.microsoft.com/office/drawing/2016/5/14/chartex" xmlns:mc="http://schemas.openxmlformats.org/markup-compatibility/2006" xmlns:m="http://schemas.openxmlformats.org/officeDocument/2006/math" xmlns:aink="http://schemas.microsoft.com/office/drawing/2016/ink" xmlns:am3d="http://schemas.microsoft.com/office/drawing/2017/model3d" xmlns:oel="http://schemas.microsoft.com/office/2019/extlst" xmlns:r="http://schemas.openxmlformats.org/officeDocument/2006/relationships" xmlns:wp14="http://schemas.microsoft.com/office/word/2010/wordprocessingDrawing" xmlns:wp="http://schemas.openxmlformats.org/drawingml/2006/wordprocessingDrawing" xmlns:wpg="http://schemas.microsoft.com/office/word/2010/wordprocessingGroup" xmlns:wpi="http://schemas.microsoft.com/office/word/2010/wordprocessingInk" xmlns:wps="http://schemas.microsoft.com/office/word/2010/wordprocessingShape" xmlns:o="urn:schemas-microsoft-com:office:office" xmlns:v="urn:schemas-microsoft-com:vml" xmlns:w10="urn:schemas-microsoft-com:office:word" xmlns:w="http://schemas.openxmlformats.org/wordprocessingml/2006/main" xmlns:w14="http://schemas.microsoft.com/office/word/2010/wordml" xmlns:w15="http://schemas.microsoft.com/office/word/2012/wordml" xmlns:w16cei="http://schemas.microsoft.com/office/word/2026/wordml/cei" xmlns:w16cex="http://schemas.microsoft.com/office/word/2018/wordml/cex" xmlns:w16cid="http://schemas.microsoft.com/office/word/2016/wordml/cid" xmlns:w16="http://schemas.microsoft.com/office/word/2018/wordml" xmlns:w16sdtdh="http://schemas.microsoft.com/office/word/2020/wordml/sdtdatahash" xmlns:w16sdtfl="http://schemas.microsoft.com/office/word/2024/wordml/sdtformatlock" xmlns:w16se="http://schemas.microsoft.com/office/word/2015/wordml/symex" xmlns:w16du="http://schemas.microsoft.com/office/word/2023/wordml/word16du" xmlns:wne="http://schemas.microsoft.com/office/word/2006/wordml" mc:Ignorable="w14 w15 w16se w16cid w16 w16cex w16sdtdh w16sdtfl w16du wp14">
   <w:endnote w:type="separator" w:id="-1">
     <w:p>
       <w:pPr>
@@ -2541,7 +2516,7 @@
 </file>
 
 <file path=word/footer1.xml><?xml version="1.0" encoding="utf-8"?>
-<w:ftr xmlns:wpc="http://schemas.microsoft.com/office/word/2010/wordprocessingCanvas" xmlns:cx="http://schemas.microsoft.com/office/drawing/2014/chartex" xmlns:cx1="http://schemas.microsoft.com/office/drawing/2015/9/8/chartex" xmlns:cx2="http://schemas.microsoft.com/office/drawing/2015/10/21/chartex" xmlns:cx3="http://schemas.microsoft.com/office/drawing/2016/5/9/chartex" xmlns:cx4="http://schemas.microsoft.com/office/drawing/2016/5/10/chartex" xmlns:cx5="http://schemas.microsoft.com/office/drawing/2016/5/11/chartex" xmlns:cx6="http://schemas.microsoft.com/office/drawing/2016/5/12/chartex" xmlns:cx7="http://schemas.microsoft.com/office/drawing/2016/5/13/chartex" xmlns:cx8="http://schemas.microsoft.com/office/drawing/2016/5/14/chartex" xmlns:mc="http://schemas.openxmlformats.org/markup-compatibility/2006" xmlns:aink="http://schemas.microsoft.com/office/drawing/2016/ink" xmlns:am3d="http://schemas.microsoft.com/office/drawing/2017/model3d" xmlns:o="urn:schemas-microsoft-com:office:office" xmlns:oel="http://schemas.microsoft.com/office/2019/extlst" xmlns:r="http://schemas.openxmlformats.org/officeDocument/2006/relationships" xmlns:m="http://schemas.openxmlformats.org/officeDocument/2006/math" xmlns:v="urn:schemas-microsoft-com:vml" xmlns:wp14="http://schemas.microsoft.com/office/word/2010/wordprocessingDrawing" xmlns:wp="http://schemas.openxmlformats.org/drawingml/2006/wordprocessingDrawing" xmlns:w10="urn:schemas-microsoft-com:office:word" xmlns:w="http://schemas.openxmlformats.org/wordprocessingml/2006/main" xmlns:w14="http://schemas.microsoft.com/office/word/2010/wordml" xmlns:w15="http://schemas.microsoft.com/office/word/2012/wordml" xmlns:w16cex="http://schemas.microsoft.com/office/word/2018/wordml/cex" xmlns:w16cid="http://schemas.microsoft.com/office/word/2016/wordml/cid" xmlns:w16="http://schemas.microsoft.com/office/word/2018/wordml" xmlns:w16du="http://schemas.microsoft.com/office/word/2023/wordml/word16du" xmlns:w16sdtdh="http://schemas.microsoft.com/office/word/2020/wordml/sdtdatahash" xmlns:w16sdtfl="http://schemas.microsoft.com/office/word/2024/wordml/sdtformatlock" xmlns:w16se="http://schemas.microsoft.com/office/word/2015/wordml/symex" xmlns:wpg="http://schemas.microsoft.com/office/word/2010/wordprocessingGroup" xmlns:wpi="http://schemas.microsoft.com/office/word/2010/wordprocessingInk" xmlns:wne="http://schemas.microsoft.com/office/word/2006/wordml" xmlns:wps="http://schemas.microsoft.com/office/word/2010/wordprocessingShape" mc:Ignorable="w14 w15 w16se w16cid w16 w16cex w16sdtdh w16sdtfl w16du wp14">
+<w:ftr xmlns:wpc="http://schemas.microsoft.com/office/word/2010/wordprocessingCanvas" xmlns:cx="http://schemas.microsoft.com/office/drawing/2014/chartex" xmlns:cx1="http://schemas.microsoft.com/office/drawing/2015/9/8/chartex" xmlns:cx2="http://schemas.microsoft.com/office/drawing/2015/10/21/chartex" xmlns:cx3="http://schemas.microsoft.com/office/drawing/2016/5/9/chartex" xmlns:cx4="http://schemas.microsoft.com/office/drawing/2016/5/10/chartex" xmlns:cx5="http://schemas.microsoft.com/office/drawing/2016/5/11/chartex" xmlns:cx6="http://schemas.microsoft.com/office/drawing/2016/5/12/chartex" xmlns:cx7="http://schemas.microsoft.com/office/drawing/2016/5/13/chartex" xmlns:cx8="http://schemas.microsoft.com/office/drawing/2016/5/14/chartex" xmlns:mc="http://schemas.openxmlformats.org/markup-compatibility/2006" xmlns:m="http://schemas.openxmlformats.org/officeDocument/2006/math" xmlns:aink="http://schemas.microsoft.com/office/drawing/2016/ink" xmlns:am3d="http://schemas.microsoft.com/office/drawing/2017/model3d" xmlns:oel="http://schemas.microsoft.com/office/2019/extlst" xmlns:r="http://schemas.openxmlformats.org/officeDocument/2006/relationships" xmlns:wp14="http://schemas.microsoft.com/office/word/2010/wordprocessingDrawing" xmlns:wp="http://schemas.openxmlformats.org/drawingml/2006/wordprocessingDrawing" xmlns:wpg="http://schemas.microsoft.com/office/word/2010/wordprocessingGroup" xmlns:wpi="http://schemas.microsoft.com/office/word/2010/wordprocessingInk" xmlns:wps="http://schemas.microsoft.com/office/word/2010/wordprocessingShape" xmlns:o="urn:schemas-microsoft-com:office:office" xmlns:v="urn:schemas-microsoft-com:vml" xmlns:w10="urn:schemas-microsoft-com:office:word" xmlns:w="http://schemas.openxmlformats.org/wordprocessingml/2006/main" xmlns:w14="http://schemas.microsoft.com/office/word/2010/wordml" xmlns:w15="http://schemas.microsoft.com/office/word/2012/wordml" xmlns:w16cei="http://schemas.microsoft.com/office/word/2026/wordml/cei" xmlns:w16cex="http://schemas.microsoft.com/office/word/2018/wordml/cex" xmlns:w16cid="http://schemas.microsoft.com/office/word/2016/wordml/cid" xmlns:w16="http://schemas.microsoft.com/office/word/2018/wordml" xmlns:w16sdtdh="http://schemas.microsoft.com/office/word/2020/wordml/sdtdatahash" xmlns:w16sdtfl="http://schemas.microsoft.com/office/word/2024/wordml/sdtformatlock" xmlns:w16se="http://schemas.microsoft.com/office/word/2015/wordml/symex" xmlns:w16du="http://schemas.microsoft.com/office/word/2023/wordml/word16du" xmlns:wne="http://schemas.microsoft.com/office/word/2006/wordml" mc:Ignorable="w14 w15 w16se w16cid w16 w16cex w16sdtdh w16sdtfl w16du wp14">
   <w:p>
     <w:pPr>
       <w:pStyle w:val="Voettekst"/>
@@ -2551,7 +2526,7 @@
 </file>
 
 <file path=word/footer2.xml><?xml version="1.0" encoding="utf-8"?>
-<w:ftr xmlns:wpc="http://schemas.microsoft.com/office/word/2010/wordprocessingCanvas" xmlns:cx="http://schemas.microsoft.com/office/drawing/2014/chartex" xmlns:cx1="http://schemas.microsoft.com/office/drawing/2015/9/8/chartex" xmlns:cx2="http://schemas.microsoft.com/office/drawing/2015/10/21/chartex" xmlns:cx3="http://schemas.microsoft.com/office/drawing/2016/5/9/chartex" xmlns:cx4="http://schemas.microsoft.com/office/drawing/2016/5/10/chartex" xmlns:cx5="http://schemas.microsoft.com/office/drawing/2016/5/11/chartex" xmlns:cx6="http://schemas.microsoft.com/office/drawing/2016/5/12/chartex" xmlns:cx7="http://schemas.microsoft.com/office/drawing/2016/5/13/chartex" xmlns:cx8="http://schemas.microsoft.com/office/drawing/2016/5/14/chartex" xmlns:mc="http://schemas.openxmlformats.org/markup-compatibility/2006" xmlns:aink="http://schemas.microsoft.com/office/drawing/2016/ink" xmlns:am3d="http://schemas.microsoft.com/office/drawing/2017/model3d" xmlns:o="urn:schemas-microsoft-com:office:office" xmlns:oel="http://schemas.microsoft.com/office/2019/extlst" xmlns:r="http://schemas.openxmlformats.org/officeDocument/2006/relationships" xmlns:m="http://schemas.openxmlformats.org/officeDocument/2006/math" xmlns:v="urn:schemas-microsoft-com:vml" xmlns:wp14="http://schemas.microsoft.com/office/word/2010/wordprocessingDrawing" xmlns:wp="http://schemas.openxmlformats.org/drawingml/2006/wordprocessingDrawing" xmlns:w10="urn:schemas-microsoft-com:office:word" xmlns:w="http://schemas.openxmlformats.org/wordprocessingml/2006/main" xmlns:w14="http://schemas.microsoft.com/office/word/2010/wordml" xmlns:w15="http://schemas.microsoft.com/office/word/2012/wordml" xmlns:w16cex="http://schemas.microsoft.com/office/word/2018/wordml/cex" xmlns:w16cid="http://schemas.microsoft.com/office/word/2016/wordml/cid" xmlns:w16="http://schemas.microsoft.com/office/word/2018/wordml" xmlns:w16du="http://schemas.microsoft.com/office/word/2023/wordml/word16du" xmlns:w16sdtdh="http://schemas.microsoft.com/office/word/2020/wordml/sdtdatahash" xmlns:w16sdtfl="http://schemas.microsoft.com/office/word/2024/wordml/sdtformatlock" xmlns:w16se="http://schemas.microsoft.com/office/word/2015/wordml/symex" xmlns:wpg="http://schemas.microsoft.com/office/word/2010/wordprocessingGroup" xmlns:wpi="http://schemas.microsoft.com/office/word/2010/wordprocessingInk" xmlns:wne="http://schemas.microsoft.com/office/word/2006/wordml" xmlns:wps="http://schemas.microsoft.com/office/word/2010/wordprocessingShape" mc:Ignorable="w14 w15 w16se w16cid w16 w16cex w16sdtdh w16sdtfl w16du wp14">
+<w:ftr xmlns:wpc="http://schemas.microsoft.com/office/word/2010/wordprocessingCanvas" xmlns:cx="http://schemas.microsoft.com/office/drawing/2014/chartex" xmlns:cx1="http://schemas.microsoft.com/office/drawing/2015/9/8/chartex" xmlns:cx2="http://schemas.microsoft.com/office/drawing/2015/10/21/chartex" xmlns:cx3="http://schemas.microsoft.com/office/drawing/2016/5/9/chartex" xmlns:cx4="http://schemas.microsoft.com/office/drawing/2016/5/10/chartex" xmlns:cx5="http://schemas.microsoft.com/office/drawing/2016/5/11/chartex" xmlns:cx6="http://schemas.microsoft.com/office/drawing/2016/5/12/chartex" xmlns:cx7="http://schemas.microsoft.com/office/drawing/2016/5/13/chartex" xmlns:cx8="http://schemas.microsoft.com/office/drawing/2016/5/14/chartex" xmlns:mc="http://schemas.openxmlformats.org/markup-compatibility/2006" xmlns:m="http://schemas.openxmlformats.org/officeDocument/2006/math" xmlns:aink="http://schemas.microsoft.com/office/drawing/2016/ink" xmlns:am3d="http://schemas.microsoft.com/office/drawing/2017/model3d" xmlns:oel="http://schemas.microsoft.com/office/2019/extlst" xmlns:r="http://schemas.openxmlformats.org/officeDocument/2006/relationships" xmlns:wp14="http://schemas.microsoft.com/office/word/2010/wordprocessingDrawing" xmlns:wp="http://schemas.openxmlformats.org/drawingml/2006/wordprocessingDrawing" xmlns:wpg="http://schemas.microsoft.com/office/word/2010/wordprocessingGroup" xmlns:wpi="http://schemas.microsoft.com/office/word/2010/wordprocessingInk" xmlns:wps="http://schemas.microsoft.com/office/word/2010/wordprocessingShape" xmlns:o="urn:schemas-microsoft-com:office:office" xmlns:v="urn:schemas-microsoft-com:vml" xmlns:w10="urn:schemas-microsoft-com:office:word" xmlns:w="http://schemas.openxmlformats.org/wordprocessingml/2006/main" xmlns:w14="http://schemas.microsoft.com/office/word/2010/wordml" xmlns:w15="http://schemas.microsoft.com/office/word/2012/wordml" xmlns:w16cei="http://schemas.microsoft.com/office/word/2026/wordml/cei" xmlns:w16cex="http://schemas.microsoft.com/office/word/2018/wordml/cex" xmlns:w16cid="http://schemas.microsoft.com/office/word/2016/wordml/cid" xmlns:w16="http://schemas.microsoft.com/office/word/2018/wordml" xmlns:w16sdtdh="http://schemas.microsoft.com/office/word/2020/wordml/sdtdatahash" xmlns:w16sdtfl="http://schemas.microsoft.com/office/word/2024/wordml/sdtformatlock" xmlns:w16se="http://schemas.microsoft.com/office/word/2015/wordml/symex" xmlns:w16du="http://schemas.microsoft.com/office/word/2023/wordml/word16du" xmlns:wne="http://schemas.microsoft.com/office/word/2006/wordml" mc:Ignorable="w14 w15 w16se w16cid w16 w16cex w16sdtdh w16sdtfl w16du wp14">
   <w:p>
     <w:pPr>
       <w:tabs>
@@ -2602,7 +2577,7 @@
 </file>
 
 <file path=word/footer3.xml><?xml version="1.0" encoding="utf-8"?>
-<w:ftr xmlns:wpc="http://schemas.microsoft.com/office/word/2010/wordprocessingCanvas" xmlns:cx="http://schemas.microsoft.com/office/drawing/2014/chartex" xmlns:cx1="http://schemas.microsoft.com/office/drawing/2015/9/8/chartex" xmlns:cx2="http://schemas.microsoft.com/office/drawing/2015/10/21/chartex" xmlns:cx3="http://schemas.microsoft.com/office/drawing/2016/5/9/chartex" xmlns:cx4="http://schemas.microsoft.com/office/drawing/2016/5/10/chartex" xmlns:cx5="http://schemas.microsoft.com/office/drawing/2016/5/11/chartex" xmlns:cx6="http://schemas.microsoft.com/office/drawing/2016/5/12/chartex" xmlns:cx7="http://schemas.microsoft.com/office/drawing/2016/5/13/chartex" xmlns:cx8="http://schemas.microsoft.com/office/drawing/2016/5/14/chartex" xmlns:mc="http://schemas.openxmlformats.org/markup-compatibility/2006" xmlns:aink="http://schemas.microsoft.com/office/drawing/2016/ink" xmlns:am3d="http://schemas.microsoft.com/office/drawing/2017/model3d" xmlns:o="urn:schemas-microsoft-com:office:office" xmlns:oel="http://schemas.microsoft.com/office/2019/extlst" xmlns:r="http://schemas.openxmlformats.org/officeDocument/2006/relationships" xmlns:m="http://schemas.openxmlformats.org/officeDocument/2006/math" xmlns:v="urn:schemas-microsoft-com:vml" xmlns:wp14="http://schemas.microsoft.com/office/word/2010/wordprocessingDrawing" xmlns:wp="http://schemas.openxmlformats.org/drawingml/2006/wordprocessingDrawing" xmlns:w10="urn:schemas-microsoft-com:office:word" xmlns:w="http://schemas.openxmlformats.org/wordprocessingml/2006/main" xmlns:w14="http://schemas.microsoft.com/office/word/2010/wordml" xmlns:w15="http://schemas.microsoft.com/office/word/2012/wordml" xmlns:w16cex="http://schemas.microsoft.com/office/word/2018/wordml/cex" xmlns:w16cid="http://schemas.microsoft.com/office/word/2016/wordml/cid" xmlns:w16="http://schemas.microsoft.com/office/word/2018/wordml" xmlns:w16du="http://schemas.microsoft.com/office/word/2023/wordml/word16du" xmlns:w16sdtdh="http://schemas.microsoft.com/office/word/2020/wordml/sdtdatahash" xmlns:w16sdtfl="http://schemas.microsoft.com/office/word/2024/wordml/sdtformatlock" xmlns:w16se="http://schemas.microsoft.com/office/word/2015/wordml/symex" xmlns:wpg="http://schemas.microsoft.com/office/word/2010/wordprocessingGroup" xmlns:wpi="http://schemas.microsoft.com/office/word/2010/wordprocessingInk" xmlns:wne="http://schemas.microsoft.com/office/word/2006/wordml" xmlns:wps="http://schemas.microsoft.com/office/word/2010/wordprocessingShape" mc:Ignorable="w14 w15 w16se w16cid w16 w16cex w16sdtdh w16sdtfl w16du wp14">
+<w:ftr xmlns:wpc="http://schemas.microsoft.com/office/word/2010/wordprocessingCanvas" xmlns:cx="http://schemas.microsoft.com/office/drawing/2014/chartex" xmlns:cx1="http://schemas.microsoft.com/office/drawing/2015/9/8/chartex" xmlns:cx2="http://schemas.microsoft.com/office/drawing/2015/10/21/chartex" xmlns:cx3="http://schemas.microsoft.com/office/drawing/2016/5/9/chartex" xmlns:cx4="http://schemas.microsoft.com/office/drawing/2016/5/10/chartex" xmlns:cx5="http://schemas.microsoft.com/office/drawing/2016/5/11/chartex" xmlns:cx6="http://schemas.microsoft.com/office/drawing/2016/5/12/chartex" xmlns:cx7="http://schemas.microsoft.com/office/drawing/2016/5/13/chartex" xmlns:cx8="http://schemas.microsoft.com/office/drawing/2016/5/14/chartex" xmlns:mc="http://schemas.openxmlformats.org/markup-compatibility/2006" xmlns:m="http://schemas.openxmlformats.org/officeDocument/2006/math" xmlns:aink="http://schemas.microsoft.com/office/drawing/2016/ink" xmlns:am3d="http://schemas.microsoft.com/office/drawing/2017/model3d" xmlns:oel="http://schemas.microsoft.com/office/2019/extlst" xmlns:r="http://schemas.openxmlformats.org/officeDocument/2006/relationships" xmlns:wp14="http://schemas.microsoft.com/office/word/2010/wordprocessingDrawing" xmlns:wp="http://schemas.openxmlformats.org/drawingml/2006/wordprocessingDrawing" xmlns:wpg="http://schemas.microsoft.com/office/word/2010/wordprocessingGroup" xmlns:wpi="http://schemas.microsoft.com/office/word/2010/wordprocessingInk" xmlns:wps="http://schemas.microsoft.com/office/word/2010/wordprocessingShape" xmlns:o="urn:schemas-microsoft-com:office:office" xmlns:v="urn:schemas-microsoft-com:vml" xmlns:w10="urn:schemas-microsoft-com:office:word" xmlns:w="http://schemas.openxmlformats.org/wordprocessingml/2006/main" xmlns:w14="http://schemas.microsoft.com/office/word/2010/wordml" xmlns:w15="http://schemas.microsoft.com/office/word/2012/wordml" xmlns:w16cei="http://schemas.microsoft.com/office/word/2026/wordml/cei" xmlns:w16cex="http://schemas.microsoft.com/office/word/2018/wordml/cex" xmlns:w16cid="http://schemas.microsoft.com/office/word/2016/wordml/cid" xmlns:w16="http://schemas.microsoft.com/office/word/2018/wordml" xmlns:w16sdtdh="http://schemas.microsoft.com/office/word/2020/wordml/sdtdatahash" xmlns:w16sdtfl="http://schemas.microsoft.com/office/word/2024/wordml/sdtformatlock" xmlns:w16se="http://schemas.microsoft.com/office/word/2015/wordml/symex" xmlns:w16du="http://schemas.microsoft.com/office/word/2023/wordml/word16du" xmlns:wne="http://schemas.microsoft.com/office/word/2006/wordml" mc:Ignorable="w14 w15 w16se w16cid w16 w16cex w16sdtdh w16sdtfl w16du wp14">
   <w:p>
     <w:pPr>
       <w:pStyle w:val="Voettekst"/>
@@ -2612,7 +2587,7 @@
 </file>
 
 <file path=word/footnotes.xml><?xml version="1.0" encoding="utf-8"?>
-<w:footnotes xmlns:wpc="http://schemas.microsoft.com/office/word/2010/wordprocessingCanvas" xmlns:cx="http://schemas.microsoft.com/office/drawing/2014/chartex" xmlns:cx1="http://schemas.microsoft.com/office/drawing/2015/9/8/chartex" xmlns:cx2="http://schemas.microsoft.com/office/drawing/2015/10/21/chartex" xmlns:cx3="http://schemas.microsoft.com/office/drawing/2016/5/9/chartex" xmlns:cx4="http://schemas.microsoft.com/office/drawing/2016/5/10/chartex" xmlns:cx5="http://schemas.microsoft.com/office/drawing/2016/5/11/chartex" xmlns:cx6="http://schemas.microsoft.com/office/drawing/2016/5/12/chartex" xmlns:cx7="http://schemas.microsoft.com/office/drawing/2016/5/13/chartex" xmlns:cx8="http://schemas.microsoft.com/office/drawing/2016/5/14/chartex" xmlns:mc="http://schemas.openxmlformats.org/markup-compatibility/2006" xmlns:aink="http://schemas.microsoft.com/office/drawing/2016/ink" xmlns:am3d="http://schemas.microsoft.com/office/drawing/2017/model3d" xmlns:o="urn:schemas-microsoft-com:office:office" xmlns:oel="http://schemas.microsoft.com/office/2019/extlst" xmlns:r="http://schemas.openxmlformats.org/officeDocument/2006/relationships" xmlns:m="http://schemas.openxmlformats.org/officeDocument/2006/math" xmlns:v="urn:schemas-microsoft-com:vml" xmlns:wp14="http://schemas.microsoft.com/office/word/2010/wordprocessingDrawing" xmlns:wp="http://schemas.openxmlformats.org/drawingml/2006/wordprocessingDrawing" xmlns:w10="urn:schemas-microsoft-com:office:word" xmlns:w="http://schemas.openxmlformats.org/wordprocessingml/2006/main" xmlns:w14="http://schemas.microsoft.com/office/word/2010/wordml" xmlns:w15="http://schemas.microsoft.com/office/word/2012/wordml" xmlns:w16cex="http://schemas.microsoft.com/office/word/2018/wordml/cex" xmlns:w16cid="http://schemas.microsoft.com/office/word/2016/wordml/cid" xmlns:w16="http://schemas.microsoft.com/office/word/2018/wordml" xmlns:w16du="http://schemas.microsoft.com/office/word/2023/wordml/word16du" xmlns:w16sdtdh="http://schemas.microsoft.com/office/word/2020/wordml/sdtdatahash" xmlns:w16sdtfl="http://schemas.microsoft.com/office/word/2024/wordml/sdtformatlock" xmlns:w16se="http://schemas.microsoft.com/office/word/2015/wordml/symex" xmlns:wpg="http://schemas.microsoft.com/office/word/2010/wordprocessingGroup" xmlns:wpi="http://schemas.microsoft.com/office/word/2010/wordprocessingInk" xmlns:wne="http://schemas.microsoft.com/office/word/2006/wordml" xmlns:wps="http://schemas.microsoft.com/office/word/2010/wordprocessingShape" mc:Ignorable="w14 w15 w16se w16cid w16 w16cex w16sdtdh w16sdtfl w16du wp14">
+<w:footnotes xmlns:wpc="http://schemas.microsoft.com/office/word/2010/wordprocessingCanvas" xmlns:cx="http://schemas.microsoft.com/office/drawing/2014/chartex" xmlns:cx1="http://schemas.microsoft.com/office/drawing/2015/9/8/chartex" xmlns:cx2="http://schemas.microsoft.com/office/drawing/2015/10/21/chartex" xmlns:cx3="http://schemas.microsoft.com/office/drawing/2016/5/9/chartex" xmlns:cx4="http://schemas.microsoft.com/office/drawing/2016/5/10/chartex" xmlns:cx5="http://schemas.microsoft.com/office/drawing/2016/5/11/chartex" xmlns:cx6="http://schemas.microsoft.com/office/drawing/2016/5/12/chartex" xmlns:cx7="http://schemas.microsoft.com/office/drawing/2016/5/13/chartex" xmlns:cx8="http://schemas.microsoft.com/office/drawing/2016/5/14/chartex" xmlns:mc="http://schemas.openxmlformats.org/markup-compatibility/2006" xmlns:m="http://schemas.openxmlformats.org/officeDocument/2006/math" xmlns:aink="http://schemas.microsoft.com/office/drawing/2016/ink" xmlns:am3d="http://schemas.microsoft.com/office/drawing/2017/model3d" xmlns:oel="http://schemas.microsoft.com/office/2019/extlst" xmlns:r="http://schemas.openxmlformats.org/officeDocument/2006/relationships" xmlns:wp14="http://schemas.microsoft.com/office/word/2010/wordprocessingDrawing" xmlns:wp="http://schemas.openxmlformats.org/drawingml/2006/wordprocessingDrawing" xmlns:wpg="http://schemas.microsoft.com/office/word/2010/wordprocessingGroup" xmlns:wpi="http://schemas.microsoft.com/office/word/2010/wordprocessingInk" xmlns:wps="http://schemas.microsoft.com/office/word/2010/wordprocessingShape" xmlns:o="urn:schemas-microsoft-com:office:office" xmlns:v="urn:schemas-microsoft-com:vml" xmlns:w10="urn:schemas-microsoft-com:office:word" xmlns:w="http://schemas.openxmlformats.org/wordprocessingml/2006/main" xmlns:w14="http://schemas.microsoft.com/office/word/2010/wordml" xmlns:w15="http://schemas.microsoft.com/office/word/2012/wordml" xmlns:w16cei="http://schemas.microsoft.com/office/word/2026/wordml/cei" xmlns:w16cex="http://schemas.microsoft.com/office/word/2018/wordml/cex" xmlns:w16cid="http://schemas.microsoft.com/office/word/2016/wordml/cid" xmlns:w16="http://schemas.microsoft.com/office/word/2018/wordml" xmlns:w16sdtdh="http://schemas.microsoft.com/office/word/2020/wordml/sdtdatahash" xmlns:w16sdtfl="http://schemas.microsoft.com/office/word/2024/wordml/sdtformatlock" xmlns:w16se="http://schemas.microsoft.com/office/word/2015/wordml/symex" xmlns:w16du="http://schemas.microsoft.com/office/word/2023/wordml/word16du" xmlns:wne="http://schemas.microsoft.com/office/word/2006/wordml" mc:Ignorable="w14 w15 w16se w16cid w16 w16cex w16sdtdh w16sdtfl w16du wp14">
   <w:footnote w:type="separator" w:id="-1">
     <w:p>
       <w:pPr>
@@ -2637,7 +2612,7 @@
 </file>
 
 <file path=word/header1.xml><?xml version="1.0" encoding="utf-8"?>
-<w:hdr xmlns:wpc="http://schemas.microsoft.com/office/word/2010/wordprocessingCanvas" xmlns:cx="http://schemas.microsoft.com/office/drawing/2014/chartex" xmlns:cx1="http://schemas.microsoft.com/office/drawing/2015/9/8/chartex" xmlns:cx2="http://schemas.microsoft.com/office/drawing/2015/10/21/chartex" xmlns:cx3="http://schemas.microsoft.com/office/drawing/2016/5/9/chartex" xmlns:cx4="http://schemas.microsoft.com/office/drawing/2016/5/10/chartex" xmlns:cx5="http://schemas.microsoft.com/office/drawing/2016/5/11/chartex" xmlns:cx6="http://schemas.microsoft.com/office/drawing/2016/5/12/chartex" xmlns:cx7="http://schemas.microsoft.com/office/drawing/2016/5/13/chartex" xmlns:cx8="http://schemas.microsoft.com/office/drawing/2016/5/14/chartex" xmlns:mc="http://schemas.openxmlformats.org/markup-compatibility/2006" xmlns:aink="http://schemas.microsoft.com/office/drawing/2016/ink" xmlns:am3d="http://schemas.microsoft.com/office/drawing/2017/model3d" xmlns:o="urn:schemas-microsoft-com:office:office" xmlns:oel="http://schemas.microsoft.com/office/2019/extlst" xmlns:r="http://schemas.openxmlformats.org/officeDocument/2006/relationships" xmlns:m="http://schemas.openxmlformats.org/officeDocument/2006/math" xmlns:v="urn:schemas-microsoft-com:vml" xmlns:wp14="http://schemas.microsoft.com/office/word/2010/wordprocessingDrawing" xmlns:wp="http://schemas.openxmlformats.org/drawingml/2006/wordprocessingDrawing" xmlns:w10="urn:schemas-microsoft-com:office:word" xmlns:w="http://schemas.openxmlformats.org/wordprocessingml/2006/main" xmlns:w14="http://schemas.microsoft.com/office/word/2010/wordml" xmlns:w15="http://schemas.microsoft.com/office/word/2012/wordml" xmlns:w16cex="http://schemas.microsoft.com/office/word/2018/wordml/cex" xmlns:w16cid="http://schemas.microsoft.com/office/word/2016/wordml/cid" xmlns:w16="http://schemas.microsoft.com/office/word/2018/wordml" xmlns:w16du="http://schemas.microsoft.com/office/word/2023/wordml/word16du" xmlns:w16sdtdh="http://schemas.microsoft.com/office/word/2020/wordml/sdtdatahash" xmlns:w16sdtfl="http://schemas.microsoft.com/office/word/2024/wordml/sdtformatlock" xmlns:w16se="http://schemas.microsoft.com/office/word/2015/wordml/symex" xmlns:wpg="http://schemas.microsoft.com/office/word/2010/wordprocessingGroup" xmlns:wpi="http://schemas.microsoft.com/office/word/2010/wordprocessingInk" xmlns:wne="http://schemas.microsoft.com/office/word/2006/wordml" xmlns:wps="http://schemas.microsoft.com/office/word/2010/wordprocessingShape" mc:Ignorable="w14 w15 w16se w16cid w16 w16cex w16sdtdh w16sdtfl w16du wp14">
+<w:hdr xmlns:wpc="http://schemas.microsoft.com/office/word/2010/wordprocessingCanvas" xmlns:cx="http://schemas.microsoft.com/office/drawing/2014/chartex" xmlns:cx1="http://schemas.microsoft.com/office/drawing/2015/9/8/chartex" xmlns:cx2="http://schemas.microsoft.com/office/drawing/2015/10/21/chartex" xmlns:cx3="http://schemas.microsoft.com/office/drawing/2016/5/9/chartex" xmlns:cx4="http://schemas.microsoft.com/office/drawing/2016/5/10/chartex" xmlns:cx5="http://schemas.microsoft.com/office/drawing/2016/5/11/chartex" xmlns:cx6="http://schemas.microsoft.com/office/drawing/2016/5/12/chartex" xmlns:cx7="http://schemas.microsoft.com/office/drawing/2016/5/13/chartex" xmlns:cx8="http://schemas.microsoft.com/office/drawing/2016/5/14/chartex" xmlns:mc="http://schemas.openxmlformats.org/markup-compatibility/2006" xmlns:m="http://schemas.openxmlformats.org/officeDocument/2006/math" xmlns:aink="http://schemas.microsoft.com/office/drawing/2016/ink" xmlns:am3d="http://schemas.microsoft.com/office/drawing/2017/model3d" xmlns:oel="http://schemas.microsoft.com/office/2019/extlst" xmlns:r="http://schemas.openxmlformats.org/officeDocument/2006/relationships" xmlns:wp14="http://schemas.microsoft.com/office/word/2010/wordprocessingDrawing" xmlns:wp="http://schemas.openxmlformats.org/drawingml/2006/wordprocessingDrawing" xmlns:wpg="http://schemas.microsoft.com/office/word/2010/wordprocessingGroup" xmlns:wpi="http://schemas.microsoft.com/office/word/2010/wordprocessingInk" xmlns:wps="http://schemas.microsoft.com/office/word/2010/wordprocessingShape" xmlns:o="urn:schemas-microsoft-com:office:office" xmlns:v="urn:schemas-microsoft-com:vml" xmlns:w10="urn:schemas-microsoft-com:office:word" xmlns:w="http://schemas.openxmlformats.org/wordprocessingml/2006/main" xmlns:w14="http://schemas.microsoft.com/office/word/2010/wordml" xmlns:w15="http://schemas.microsoft.com/office/word/2012/wordml" xmlns:w16cei="http://schemas.microsoft.com/office/word/2026/wordml/cei" xmlns:w16cex="http://schemas.microsoft.com/office/word/2018/wordml/cex" xmlns:w16cid="http://schemas.microsoft.com/office/word/2016/wordml/cid" xmlns:w16="http://schemas.microsoft.com/office/word/2018/wordml" xmlns:w16sdtdh="http://schemas.microsoft.com/office/word/2020/wordml/sdtdatahash" xmlns:w16sdtfl="http://schemas.microsoft.com/office/word/2024/wordml/sdtformatlock" xmlns:w16se="http://schemas.microsoft.com/office/word/2015/wordml/symex" xmlns:w16du="http://schemas.microsoft.com/office/word/2023/wordml/word16du" xmlns:wne="http://schemas.microsoft.com/office/word/2006/wordml" mc:Ignorable="w14 w15 w16se w16cid w16 w16cex w16sdtdh w16sdtfl w16du wp14">
   <w:p>
     <w:pPr>
       <w:pStyle w:val="Koptekst"/>
@@ -2647,7 +2622,7 @@
 </file>
 
 <file path=word/header2.xml><?xml version="1.0" encoding="utf-8"?>
-<w:hdr xmlns:wpc="http://schemas.microsoft.com/office/word/2010/wordprocessingCanvas" xmlns:cx="http://schemas.microsoft.com/office/drawing/2014/chartex" xmlns:cx1="http://schemas.microsoft.com/office/drawing/2015/9/8/chartex" xmlns:cx2="http://schemas.microsoft.com/office/drawing/2015/10/21/chartex" xmlns:cx3="http://schemas.microsoft.com/office/drawing/2016/5/9/chartex" xmlns:cx4="http://schemas.microsoft.com/office/drawing/2016/5/10/chartex" xmlns:cx5="http://schemas.microsoft.com/office/drawing/2016/5/11/chartex" xmlns:cx6="http://schemas.microsoft.com/office/drawing/2016/5/12/chartex" xmlns:cx7="http://schemas.microsoft.com/office/drawing/2016/5/13/chartex" xmlns:cx8="http://schemas.microsoft.com/office/drawing/2016/5/14/chartex" xmlns:mc="http://schemas.openxmlformats.org/markup-compatibility/2006" xmlns:aink="http://schemas.microsoft.com/office/drawing/2016/ink" xmlns:am3d="http://schemas.microsoft.com/office/drawing/2017/model3d" xmlns:o="urn:schemas-microsoft-com:office:office" xmlns:oel="http://schemas.microsoft.com/office/2019/extlst" xmlns:r="http://schemas.openxmlformats.org/officeDocument/2006/relationships" xmlns:m="http://schemas.openxmlformats.org/officeDocument/2006/math" xmlns:v="urn:schemas-microsoft-com:vml" xmlns:wp14="http://schemas.microsoft.com/office/word/2010/wordprocessingDrawing" xmlns:wp="http://schemas.openxmlformats.org/drawingml/2006/wordprocessingDrawing" xmlns:w10="urn:schemas-microsoft-com:office:word" xmlns:w="http://schemas.openxmlformats.org/wordprocessingml/2006/main" xmlns:w14="http://schemas.microsoft.com/office/word/2010/wordml" xmlns:w15="http://schemas.microsoft.com/office/word/2012/wordml" xmlns:w16cex="http://schemas.microsoft.com/office/word/2018/wordml/cex" xmlns:w16cid="http://schemas.microsoft.com/office/word/2016/wordml/cid" xmlns:w16="http://schemas.microsoft.com/office/word/2018/wordml" xmlns:w16du="http://schemas.microsoft.com/office/word/2023/wordml/word16du" xmlns:w16sdtdh="http://schemas.microsoft.com/office/word/2020/wordml/sdtdatahash" xmlns:w16sdtfl="http://schemas.microsoft.com/office/word/2024/wordml/sdtformatlock" xmlns:w16se="http://schemas.microsoft.com/office/word/2015/wordml/symex" xmlns:wpg="http://schemas.microsoft.com/office/word/2010/wordprocessingGroup" xmlns:wpi="http://schemas.microsoft.com/office/word/2010/wordprocessingInk" xmlns:wne="http://schemas.microsoft.com/office/word/2006/wordml" xmlns:wps="http://schemas.microsoft.com/office/word/2010/wordprocessingShape" mc:Ignorable="w14 w15 w16se w16cid w16 w16cex w16sdtdh w16sdtfl w16du wp14">
+<w:hdr xmlns:wpc="http://schemas.microsoft.com/office/word/2010/wordprocessingCanvas" xmlns:cx="http://schemas.microsoft.com/office/drawing/2014/chartex" xmlns:cx1="http://schemas.microsoft.com/office/drawing/2015/9/8/chartex" xmlns:cx2="http://schemas.microsoft.com/office/drawing/2015/10/21/chartex" xmlns:cx3="http://schemas.microsoft.com/office/drawing/2016/5/9/chartex" xmlns:cx4="http://schemas.microsoft.com/office/drawing/2016/5/10/chartex" xmlns:cx5="http://schemas.microsoft.com/office/drawing/2016/5/11/chartex" xmlns:cx6="http://schemas.microsoft.com/office/drawing/2016/5/12/chartex" xmlns:cx7="http://schemas.microsoft.com/office/drawing/2016/5/13/chartex" xmlns:cx8="http://schemas.microsoft.com/office/drawing/2016/5/14/chartex" xmlns:mc="http://schemas.openxmlformats.org/markup-compatibility/2006" xmlns:m="http://schemas.openxmlformats.org/officeDocument/2006/math" xmlns:aink="http://schemas.microsoft.com/office/drawing/2016/ink" xmlns:am3d="http://schemas.microsoft.com/office/drawing/2017/model3d" xmlns:oel="http://schemas.microsoft.com/office/2019/extlst" xmlns:r="http://schemas.openxmlformats.org/officeDocument/2006/relationships" xmlns:wp14="http://schemas.microsoft.com/office/word/2010/wordprocessingDrawing" xmlns:wp="http://schemas.openxmlformats.org/drawingml/2006/wordprocessingDrawing" xmlns:wpg="http://schemas.microsoft.com/office/word/2010/wordprocessingGroup" xmlns:wpi="http://schemas.microsoft.com/office/word/2010/wordprocessingInk" xmlns:wps="http://schemas.microsoft.com/office/word/2010/wordprocessingShape" xmlns:o="urn:schemas-microsoft-com:office:office" xmlns:v="urn:schemas-microsoft-com:vml" xmlns:w10="urn:schemas-microsoft-com:office:word" xmlns:w="http://schemas.openxmlformats.org/wordprocessingml/2006/main" xmlns:w14="http://schemas.microsoft.com/office/word/2010/wordml" xmlns:w15="http://schemas.microsoft.com/office/word/2012/wordml" xmlns:w16cei="http://schemas.microsoft.com/office/word/2026/wordml/cei" xmlns:w16cex="http://schemas.microsoft.com/office/word/2018/wordml/cex" xmlns:w16cid="http://schemas.microsoft.com/office/word/2016/wordml/cid" xmlns:w16="http://schemas.microsoft.com/office/word/2018/wordml" xmlns:w16sdtdh="http://schemas.microsoft.com/office/word/2020/wordml/sdtdatahash" xmlns:w16sdtfl="http://schemas.microsoft.com/office/word/2024/wordml/sdtformatlock" xmlns:w16se="http://schemas.microsoft.com/office/word/2015/wordml/symex" xmlns:w16du="http://schemas.microsoft.com/office/word/2023/wordml/word16du" xmlns:wne="http://schemas.microsoft.com/office/word/2006/wordml" mc:Ignorable="w14 w15 w16se w16cid w16 w16cex w16sdtdh w16sdtfl w16du wp14">
   <w:p>
     <w:pPr>
       <w:tabs>
@@ -2710,7 +2685,7 @@
 </file>
 
 <file path=word/header3.xml><?xml version="1.0" encoding="utf-8"?>
-<w:hdr xmlns:wpc="http://schemas.microsoft.com/office/word/2010/wordprocessingCanvas" xmlns:cx="http://schemas.microsoft.com/office/drawing/2014/chartex" xmlns:cx1="http://schemas.microsoft.com/office/drawing/2015/9/8/chartex" xmlns:cx2="http://schemas.microsoft.com/office/drawing/2015/10/21/chartex" xmlns:cx3="http://schemas.microsoft.com/office/drawing/2016/5/9/chartex" xmlns:cx4="http://schemas.microsoft.com/office/drawing/2016/5/10/chartex" xmlns:cx5="http://schemas.microsoft.com/office/drawing/2016/5/11/chartex" xmlns:cx6="http://schemas.microsoft.com/office/drawing/2016/5/12/chartex" xmlns:cx7="http://schemas.microsoft.com/office/drawing/2016/5/13/chartex" xmlns:cx8="http://schemas.microsoft.com/office/drawing/2016/5/14/chartex" xmlns:mc="http://schemas.openxmlformats.org/markup-compatibility/2006" xmlns:aink="http://schemas.microsoft.com/office/drawing/2016/ink" xmlns:am3d="http://schemas.microsoft.com/office/drawing/2017/model3d" xmlns:o="urn:schemas-microsoft-com:office:office" xmlns:oel="http://schemas.microsoft.com/office/2019/extlst" xmlns:r="http://schemas.openxmlformats.org/officeDocument/2006/relationships" xmlns:m="http://schemas.openxmlformats.org/officeDocument/2006/math" xmlns:v="urn:schemas-microsoft-com:vml" xmlns:wp14="http://schemas.microsoft.com/office/word/2010/wordprocessingDrawing" xmlns:wp="http://schemas.openxmlformats.org/drawingml/2006/wordprocessingDrawing" xmlns:w10="urn:schemas-microsoft-com:office:word" xmlns:w="http://schemas.openxmlformats.org/wordprocessingml/2006/main" xmlns:w14="http://schemas.microsoft.com/office/word/2010/wordml" xmlns:w15="http://schemas.microsoft.com/office/word/2012/wordml" xmlns:w16cex="http://schemas.microsoft.com/office/word/2018/wordml/cex" xmlns:w16cid="http://schemas.microsoft.com/office/word/2016/wordml/cid" xmlns:w16="http://schemas.microsoft.com/office/word/2018/wordml" xmlns:w16du="http://schemas.microsoft.com/office/word/2023/wordml/word16du" xmlns:w16sdtdh="http://schemas.microsoft.com/office/word/2020/wordml/sdtdatahash" xmlns:w16sdtfl="http://schemas.microsoft.com/office/word/2024/wordml/sdtformatlock" xmlns:w16se="http://schemas.microsoft.com/office/word/2015/wordml/symex" xmlns:wpg="http://schemas.microsoft.com/office/word/2010/wordprocessingGroup" xmlns:wpi="http://schemas.microsoft.com/office/word/2010/wordprocessingInk" xmlns:wne="http://schemas.microsoft.com/office/word/2006/wordml" xmlns:wps="http://schemas.microsoft.com/office/word/2010/wordprocessingShape" mc:Ignorable="w14 w15 w16se w16cid w16 w16cex w16sdtdh w16sdtfl w16du wp14">
+<w:hdr xmlns:wpc="http://schemas.microsoft.com/office/word/2010/wordprocessingCanvas" xmlns:cx="http://schemas.microsoft.com/office/drawing/2014/chartex" xmlns:cx1="http://schemas.microsoft.com/office/drawing/2015/9/8/chartex" xmlns:cx2="http://schemas.microsoft.com/office/drawing/2015/10/21/chartex" xmlns:cx3="http://schemas.microsoft.com/office/drawing/2016/5/9/chartex" xmlns:cx4="http://schemas.microsoft.com/office/drawing/2016/5/10/chartex" xmlns:cx5="http://schemas.microsoft.com/office/drawing/2016/5/11/chartex" xmlns:cx6="http://schemas.microsoft.com/office/drawing/2016/5/12/chartex" xmlns:cx7="http://schemas.microsoft.com/office/drawing/2016/5/13/chartex" xmlns:cx8="http://schemas.microsoft.com/office/drawing/2016/5/14/chartex" xmlns:mc="http://schemas.openxmlformats.org/markup-compatibility/2006" xmlns:m="http://schemas.openxmlformats.org/officeDocument/2006/math" xmlns:aink="http://schemas.microsoft.com/office/drawing/2016/ink" xmlns:am3d="http://schemas.microsoft.com/office/drawing/2017/model3d" xmlns:oel="http://schemas.microsoft.com/office/2019/extlst" xmlns:r="http://schemas.openxmlformats.org/officeDocument/2006/relationships" xmlns:wp14="http://schemas.microsoft.com/office/word/2010/wordprocessingDrawing" xmlns:wp="http://schemas.openxmlformats.org/drawingml/2006/wordprocessingDrawing" xmlns:wpg="http://schemas.microsoft.com/office/word/2010/wordprocessingGroup" xmlns:wpi="http://schemas.microsoft.com/office/word/2010/wordprocessingInk" xmlns:wps="http://schemas.microsoft.com/office/word/2010/wordprocessingShape" xmlns:o="urn:schemas-microsoft-com:office:office" xmlns:v="urn:schemas-microsoft-com:vml" xmlns:w10="urn:schemas-microsoft-com:office:word" xmlns:w="http://schemas.openxmlformats.org/wordprocessingml/2006/main" xmlns:w14="http://schemas.microsoft.com/office/word/2010/wordml" xmlns:w15="http://schemas.microsoft.com/office/word/2012/wordml" xmlns:w16cei="http://schemas.microsoft.com/office/word/2026/wordml/cei" xmlns:w16cex="http://schemas.microsoft.com/office/word/2018/wordml/cex" xmlns:w16cid="http://schemas.microsoft.com/office/word/2016/wordml/cid" xmlns:w16="http://schemas.microsoft.com/office/word/2018/wordml" xmlns:w16sdtdh="http://schemas.microsoft.com/office/word/2020/wordml/sdtdatahash" xmlns:w16sdtfl="http://schemas.microsoft.com/office/word/2024/wordml/sdtformatlock" xmlns:w16se="http://schemas.microsoft.com/office/word/2015/wordml/symex" xmlns:w16du="http://schemas.microsoft.com/office/word/2023/wordml/word16du" xmlns:wne="http://schemas.microsoft.com/office/word/2006/wordml" mc:Ignorable="w14 w15 w16se w16cid w16 w16cex w16sdtdh w16sdtfl w16du wp14">
   <w:p>
     <w:pPr>
       <w:pStyle w:val="Koptekst"/>
@@ -2720,7 +2695,7 @@
 </file>
 
 <file path=word/styles.xml><?xml version="1.0" encoding="utf-8"?>
-<w:styles xmlns:mc="http://schemas.openxmlformats.org/markup-compatibility/2006" xmlns:r="http://schemas.openxmlformats.org/officeDocument/2006/relationships" xmlns:w="http://schemas.openxmlformats.org/wordprocessingml/2006/main" xmlns:w14="http://schemas.microsoft.com/office/word/2010/wordml" xmlns:w15="http://schemas.microsoft.com/office/word/2012/wordml" xmlns:w16cex="http://schemas.microsoft.com/office/word/2018/wordml/cex" xmlns:w16cid="http://schemas.microsoft.com/office/word/2016/wordml/cid" xmlns:w16="http://schemas.microsoft.com/office/word/2018/wordml" xmlns:w16du="http://schemas.microsoft.com/office/word/2023/wordml/word16du" xmlns:w16sdtdh="http://schemas.microsoft.com/office/word/2020/wordml/sdtdatahash" xmlns:w16sdtfl="http://schemas.microsoft.com/office/word/2024/wordml/sdtformatlock" xmlns:w16se="http://schemas.microsoft.com/office/word/2015/wordml/symex" mc:Ignorable="w14 w15 w16se w16cid w16 w16cex w16sdtdh w16sdtfl w16du">
+<w:styles xmlns:mc="http://schemas.openxmlformats.org/markup-compatibility/2006" xmlns:r="http://schemas.openxmlformats.org/officeDocument/2006/relationships" xmlns:w="http://schemas.openxmlformats.org/wordprocessingml/2006/main" xmlns:w14="http://schemas.microsoft.com/office/word/2010/wordml" xmlns:w15="http://schemas.microsoft.com/office/word/2012/wordml" xmlns:w16cex="http://schemas.microsoft.com/office/word/2018/wordml/cex" xmlns:w16cid="http://schemas.microsoft.com/office/word/2016/wordml/cid" xmlns:w16="http://schemas.microsoft.com/office/word/2018/wordml" xmlns:w16sdtdh="http://schemas.microsoft.com/office/word/2020/wordml/sdtdatahash" xmlns:w16sdtfl="http://schemas.microsoft.com/office/word/2024/wordml/sdtformatlock" xmlns:w16se="http://schemas.microsoft.com/office/word/2015/wordml/symex" xmlns:w16du="http://schemas.microsoft.com/office/word/2023/wordml/word16du" mc:Ignorable="w14 w15 w16se w16cid w16 w16cex w16sdtdh w16sdtfl w16du">
   <w:docDefaults>
     <w:rPrDefault>
       <w:rPr>

--- a/src/content/bios/Hoffman-PG 2015.docx
+++ b/src/content/bios/Hoffman-PG 2015.docx
@@ -65,15 +65,14 @@
       <w:r>
         <w:rPr>
           <w:rFonts w:ascii="Times New Roman" w:hAnsi="Times New Roman" w:cs="Times New Roman"/>
-          <w:noProof/>
           <w:sz w:val="24"/>
           <w:szCs w:val="24"/>
         </w:rPr>
         <w:drawing>
-          <wp:inline distT="0" distB="0" distL="0" distR="0" wp14:anchorId="2C06FC66" wp14:editId="07EA9581">
-            <wp:extent cx="1981438" cy="2643083"/>
-            <wp:effectExtent l="0" t="0" r="0" b="0"/>
-            <wp:docPr id="403421431" name="Afbeelding 1"/>
+          <wp:inline distT="0" distB="0" distL="0" distR="0" wp14:anchorId="284A0C3E" wp14:editId="36DCC179">
+            <wp:extent cx="2322137" cy="2584450"/>
+            <wp:effectExtent l="0" t="0" r="2540" b="0"/>
+            <wp:docPr id="14122217" name="Afbeelding 1"/>
             <wp:cNvGraphicFramePr>
               <a:graphicFrameLocks xmlns:a="http://schemas.openxmlformats.org/drawingml/2006/main" noChangeAspect="1"/>
             </wp:cNvGraphicFramePr>
@@ -81,17 +80,11 @@
               <a:graphicData uri="http://schemas.openxmlformats.org/drawingml/2006/picture">
                 <pic:pic xmlns:pic="http://schemas.openxmlformats.org/drawingml/2006/picture">
                   <pic:nvPicPr>
-                    <pic:cNvPr id="403421431" name="Afbeelding 403421431"/>
+                    <pic:cNvPr id="14122217" name=""/>
                     <pic:cNvPicPr/>
                   </pic:nvPicPr>
                   <pic:blipFill>
-                    <a:blip r:embed="rId6" cstate="print">
-                      <a:extLst>
-                        <a:ext uri="{28A0092B-C50C-407E-A947-70E740481C1C}">
-                          <a14:useLocalDpi xmlns:a14="http://schemas.microsoft.com/office/drawing/2010/main" val="0"/>
-                        </a:ext>
-                      </a:extLst>
-                    </a:blip>
+                    <a:blip r:embed="rId6"/>
                     <a:stretch>
                       <a:fillRect/>
                     </a:stretch>
@@ -99,7 +92,7 @@
                   <pic:spPr>
                     <a:xfrm>
                       <a:off x="0" y="0"/>
-                      <a:ext cx="1998467" cy="2665798"/>
+                      <a:ext cx="2348271" cy="2613537"/>
                     </a:xfrm>
                     <a:prstGeom prst="rect">
                       <a:avLst/>
@@ -137,7 +130,52 @@
           <w:szCs w:val="24"/>
           <w:lang w:val="en-GB"/>
         </w:rPr>
-        <w:t>Hoffman, 16 October 1950, Nationaal Archief, The Hague, photographer Winterbergen</w:t>
+        <w:t xml:space="preserve">Hoffman, 16 </w:t>
+      </w:r>
+      <w:r>
+        <w:rPr>
+          <w:rFonts w:ascii="Times New Roman" w:hAnsi="Times New Roman" w:cs="Times New Roman"/>
+          <w:sz w:val="24"/>
+          <w:szCs w:val="24"/>
+          <w:lang w:val="en-GB"/>
+        </w:rPr>
+        <w:t>July</w:t>
+      </w:r>
+      <w:r>
+        <w:rPr>
+          <w:rFonts w:ascii="Times New Roman" w:hAnsi="Times New Roman" w:cs="Times New Roman"/>
+          <w:sz w:val="24"/>
+          <w:szCs w:val="24"/>
+          <w:lang w:val="en-GB"/>
+        </w:rPr>
+        <w:t xml:space="preserve"> 19</w:t>
+      </w:r>
+      <w:r>
+        <w:rPr>
+          <w:rFonts w:ascii="Times New Roman" w:hAnsi="Times New Roman" w:cs="Times New Roman"/>
+          <w:sz w:val="24"/>
+          <w:szCs w:val="24"/>
+          <w:lang w:val="en-GB"/>
+        </w:rPr>
+        <w:t>68</w:t>
+      </w:r>
+      <w:r>
+        <w:rPr>
+          <w:rFonts w:ascii="Times New Roman" w:hAnsi="Times New Roman" w:cs="Times New Roman"/>
+          <w:sz w:val="24"/>
+          <w:szCs w:val="24"/>
+          <w:lang w:val="en-GB"/>
+        </w:rPr>
+        <w:t xml:space="preserve">, </w:t>
+      </w:r>
+      <w:r>
+        <w:rPr>
+          <w:rFonts w:ascii="Times New Roman" w:hAnsi="Times New Roman" w:cs="Times New Roman"/>
+          <w:sz w:val="24"/>
+          <w:szCs w:val="24"/>
+          <w:lang w:val="en-GB"/>
+        </w:rPr>
+        <w:t>New York, Photo UN7779859, Photographer Yutaka Nagata</w:t>
       </w:r>
     </w:p>
     <w:p>
